--- a/DSA_Lab02_List_ArrayList_LinkedList_EN.docx
+++ b/DSA_Lab02_List_ArrayList_LinkedList_EN.docx
@@ -56,12 +56,6 @@
         <w:gridCol w:w="9072"/>
       </w:tblGrid>
       <w:tr>
-        <w:tblPrEx>
-          <w:tblCellMar>
-            <w:top w:w="0" w:type="dxa"/>
-            <w:bottom w:w="0" w:type="dxa"/>
-          </w:tblCellMar>
-        </w:tblPrEx>
         <w:tc>
           <w:tcPr>
             <w:tcW w:w="9072" w:type="dxa"/>
@@ -168,12 +162,6 @@
         <w:gridCol w:w="7072"/>
       </w:tblGrid>
       <w:tr>
-        <w:tblPrEx>
-          <w:tblCellMar>
-            <w:top w:w="0" w:type="dxa"/>
-            <w:bottom w:w="0" w:type="dxa"/>
-          </w:tblCellMar>
-        </w:tblPrEx>
         <w:tc>
           <w:tcPr>
             <w:tcW w:w="2000" w:type="dxa"/>
@@ -238,12 +226,6 @@
         </w:tc>
       </w:tr>
       <w:tr>
-        <w:tblPrEx>
-          <w:tblCellMar>
-            <w:top w:w="0" w:type="dxa"/>
-            <w:bottom w:w="0" w:type="dxa"/>
-          </w:tblCellMar>
-        </w:tblPrEx>
         <w:tc>
           <w:tcPr>
             <w:tcW w:w="2000" w:type="dxa"/>
@@ -308,12 +290,6 @@
         </w:tc>
       </w:tr>
       <w:tr>
-        <w:tblPrEx>
-          <w:tblCellMar>
-            <w:top w:w="0" w:type="dxa"/>
-            <w:bottom w:w="0" w:type="dxa"/>
-          </w:tblCellMar>
-        </w:tblPrEx>
         <w:tc>
           <w:tcPr>
             <w:tcW w:w="2000" w:type="dxa"/>
@@ -378,12 +354,6 @@
         </w:tc>
       </w:tr>
       <w:tr>
-        <w:tblPrEx>
-          <w:tblCellMar>
-            <w:top w:w="0" w:type="dxa"/>
-            <w:bottom w:w="0" w:type="dxa"/>
-          </w:tblCellMar>
-        </w:tblPrEx>
         <w:tc>
           <w:tcPr>
             <w:tcW w:w="2000" w:type="dxa"/>
@@ -448,12 +418,6 @@
         </w:tc>
       </w:tr>
       <w:tr>
-        <w:tblPrEx>
-          <w:tblCellMar>
-            <w:top w:w="0" w:type="dxa"/>
-            <w:bottom w:w="0" w:type="dxa"/>
-          </w:tblCellMar>
-        </w:tblPrEx>
         <w:tc>
           <w:tcPr>
             <w:tcW w:w="2000" w:type="dxa"/>
@@ -518,12 +482,6 @@
         </w:tc>
       </w:tr>
       <w:tr>
-        <w:tblPrEx>
-          <w:tblCellMar>
-            <w:top w:w="0" w:type="dxa"/>
-            <w:bottom w:w="0" w:type="dxa"/>
-          </w:tblCellMar>
-        </w:tblPrEx>
         <w:tc>
           <w:tcPr>
             <w:tcW w:w="2000" w:type="dxa"/>
@@ -588,12 +546,6 @@
         </w:tc>
       </w:tr>
       <w:tr>
-        <w:tblPrEx>
-          <w:tblCellMar>
-            <w:top w:w="0" w:type="dxa"/>
-            <w:bottom w:w="0" w:type="dxa"/>
-          </w:tblCellMar>
-        </w:tblPrEx>
         <w:tc>
           <w:tcPr>
             <w:tcW w:w="2000" w:type="dxa"/>
@@ -658,12 +610,6 @@
         </w:tc>
       </w:tr>
       <w:tr>
-        <w:tblPrEx>
-          <w:tblCellMar>
-            <w:top w:w="0" w:type="dxa"/>
-            <w:bottom w:w="0" w:type="dxa"/>
-          </w:tblCellMar>
-        </w:tblPrEx>
         <w:tc>
           <w:tcPr>
             <w:tcW w:w="2000" w:type="dxa"/>
@@ -821,12 +767,6 @@
         <w:gridCol w:w="9072"/>
       </w:tblGrid>
       <w:tr>
-        <w:tblPrEx>
-          <w:tblCellMar>
-            <w:top w:w="0" w:type="dxa"/>
-            <w:bottom w:w="0" w:type="dxa"/>
-          </w:tblCellMar>
-        </w:tblPrEx>
         <w:tc>
           <w:tcPr>
             <w:tcW w:w="9072" w:type="dxa"/>
@@ -860,12 +800,6 @@
         </w:tc>
       </w:tr>
       <w:tr>
-        <w:tblPrEx>
-          <w:tblCellMar>
-            <w:top w:w="0" w:type="dxa"/>
-            <w:bottom w:w="0" w:type="dxa"/>
-          </w:tblCellMar>
-        </w:tblPrEx>
         <w:tc>
           <w:tcPr>
             <w:tcW w:w="9072" w:type="dxa"/>
@@ -894,12 +828,6 @@
         </w:tc>
       </w:tr>
       <w:tr>
-        <w:tblPrEx>
-          <w:tblCellMar>
-            <w:top w:w="0" w:type="dxa"/>
-            <w:bottom w:w="0" w:type="dxa"/>
-          </w:tblCellMar>
-        </w:tblPrEx>
         <w:tc>
           <w:tcPr>
             <w:tcW w:w="9072" w:type="dxa"/>
@@ -928,12 +856,6 @@
         </w:tc>
       </w:tr>
       <w:tr>
-        <w:tblPrEx>
-          <w:tblCellMar>
-            <w:top w:w="0" w:type="dxa"/>
-            <w:bottom w:w="0" w:type="dxa"/>
-          </w:tblCellMar>
-        </w:tblPrEx>
         <w:tc>
           <w:tcPr>
             <w:tcW w:w="9072" w:type="dxa"/>
@@ -962,12 +884,6 @@
         </w:tc>
       </w:tr>
       <w:tr>
-        <w:tblPrEx>
-          <w:tblCellMar>
-            <w:top w:w="0" w:type="dxa"/>
-            <w:bottom w:w="0" w:type="dxa"/>
-          </w:tblCellMar>
-        </w:tblPrEx>
         <w:tc>
           <w:tcPr>
             <w:tcW w:w="9072" w:type="dxa"/>
@@ -993,12 +909,6 @@
         </w:tc>
       </w:tr>
       <w:tr>
-        <w:tblPrEx>
-          <w:tblCellMar>
-            <w:top w:w="0" w:type="dxa"/>
-            <w:bottom w:w="0" w:type="dxa"/>
-          </w:tblCellMar>
-        </w:tblPrEx>
         <w:tc>
           <w:tcPr>
             <w:tcW w:w="9072" w:type="dxa"/>
@@ -1027,12 +937,6 @@
         </w:tc>
       </w:tr>
       <w:tr>
-        <w:tblPrEx>
-          <w:tblCellMar>
-            <w:top w:w="0" w:type="dxa"/>
-            <w:bottom w:w="0" w:type="dxa"/>
-          </w:tblCellMar>
-        </w:tblPrEx>
         <w:tc>
           <w:tcPr>
             <w:tcW w:w="9072" w:type="dxa"/>
@@ -1061,12 +965,6 @@
         </w:tc>
       </w:tr>
       <w:tr>
-        <w:tblPrEx>
-          <w:tblCellMar>
-            <w:top w:w="0" w:type="dxa"/>
-            <w:bottom w:w="0" w:type="dxa"/>
-          </w:tblCellMar>
-        </w:tblPrEx>
         <w:tc>
           <w:tcPr>
             <w:tcW w:w="9072" w:type="dxa"/>
@@ -1135,12 +1033,6 @@
         <w:gridCol w:w="2924"/>
       </w:tblGrid>
       <w:tr>
-        <w:tblPrEx>
-          <w:tblCellMar>
-            <w:top w:w="0" w:type="dxa"/>
-            <w:bottom w:w="0" w:type="dxa"/>
-          </w:tblCellMar>
-        </w:tblPrEx>
         <w:tc>
           <w:tcPr>
             <w:tcW w:w="2100" w:type="dxa"/>
@@ -1279,12 +1171,6 @@
         </w:tc>
       </w:tr>
       <w:tr>
-        <w:tblPrEx>
-          <w:tblCellMar>
-            <w:top w:w="0" w:type="dxa"/>
-            <w:bottom w:w="0" w:type="dxa"/>
-          </w:tblCellMar>
-        </w:tblPrEx>
         <w:tc>
           <w:tcPr>
             <w:tcW w:w="2100" w:type="dxa"/>
@@ -1416,12 +1302,6 @@
         </w:tc>
       </w:tr>
       <w:tr>
-        <w:tblPrEx>
-          <w:tblCellMar>
-            <w:top w:w="0" w:type="dxa"/>
-            <w:bottom w:w="0" w:type="dxa"/>
-          </w:tblCellMar>
-        </w:tblPrEx>
         <w:tc>
           <w:tcPr>
             <w:tcW w:w="2100" w:type="dxa"/>
@@ -1553,12 +1433,6 @@
         </w:tc>
       </w:tr>
       <w:tr>
-        <w:tblPrEx>
-          <w:tblCellMar>
-            <w:top w:w="0" w:type="dxa"/>
-            <w:bottom w:w="0" w:type="dxa"/>
-          </w:tblCellMar>
-        </w:tblPrEx>
         <w:tc>
           <w:tcPr>
             <w:tcW w:w="2100" w:type="dxa"/>
@@ -1690,12 +1564,6 @@
         </w:tc>
       </w:tr>
       <w:tr>
-        <w:tblPrEx>
-          <w:tblCellMar>
-            <w:top w:w="0" w:type="dxa"/>
-            <w:bottom w:w="0" w:type="dxa"/>
-          </w:tblCellMar>
-        </w:tblPrEx>
         <w:tc>
           <w:tcPr>
             <w:tcW w:w="2100" w:type="dxa"/>
@@ -1827,12 +1695,6 @@
         </w:tc>
       </w:tr>
       <w:tr>
-        <w:tblPrEx>
-          <w:tblCellMar>
-            <w:top w:w="0" w:type="dxa"/>
-            <w:bottom w:w="0" w:type="dxa"/>
-          </w:tblCellMar>
-        </w:tblPrEx>
         <w:tc>
           <w:tcPr>
             <w:tcW w:w="2100" w:type="dxa"/>
@@ -1964,12 +1826,6 @@
         </w:tc>
       </w:tr>
       <w:tr>
-        <w:tblPrEx>
-          <w:tblCellMar>
-            <w:top w:w="0" w:type="dxa"/>
-            <w:bottom w:w="0" w:type="dxa"/>
-          </w:tblCellMar>
-        </w:tblPrEx>
         <w:tc>
           <w:tcPr>
             <w:tcW w:w="2100" w:type="dxa"/>
@@ -2101,12 +1957,6 @@
         </w:tc>
       </w:tr>
       <w:tr>
-        <w:tblPrEx>
-          <w:tblCellMar>
-            <w:top w:w="0" w:type="dxa"/>
-            <w:bottom w:w="0" w:type="dxa"/>
-          </w:tblCellMar>
-        </w:tblPrEx>
         <w:tc>
           <w:tcPr>
             <w:tcW w:w="9072" w:type="dxa"/>
@@ -2141,12 +1991,6 @@
         </w:tc>
       </w:tr>
       <w:tr>
-        <w:tblPrEx>
-          <w:tblCellMar>
-            <w:top w:w="0" w:type="dxa"/>
-            <w:bottom w:w="0" w:type="dxa"/>
-          </w:tblCellMar>
-        </w:tblPrEx>
         <w:tc>
           <w:tcPr>
             <w:tcW w:w="9072" w:type="dxa"/>
@@ -2238,12 +2082,6 @@
         <w:gridCol w:w="1600"/>
       </w:tblGrid>
       <w:tr>
-        <w:tblPrEx>
-          <w:tblCellMar>
-            <w:top w:w="0" w:type="dxa"/>
-            <w:bottom w:w="0" w:type="dxa"/>
-          </w:tblCellMar>
-        </w:tblPrEx>
         <w:tc>
           <w:tcPr>
             <w:tcW w:w="3400" w:type="dxa"/>
@@ -2345,12 +2183,6 @@
         </w:tc>
       </w:tr>
       <w:tr>
-        <w:tblPrEx>
-          <w:tblCellMar>
-            <w:top w:w="0" w:type="dxa"/>
-            <w:bottom w:w="0" w:type="dxa"/>
-          </w:tblCellMar>
-        </w:tblPrEx>
         <w:tc>
           <w:tcPr>
             <w:tcW w:w="3400" w:type="dxa"/>
@@ -2448,12 +2280,6 @@
         </w:tc>
       </w:tr>
       <w:tr>
-        <w:tblPrEx>
-          <w:tblCellMar>
-            <w:top w:w="0" w:type="dxa"/>
-            <w:bottom w:w="0" w:type="dxa"/>
-          </w:tblCellMar>
-        </w:tblPrEx>
         <w:tc>
           <w:tcPr>
             <w:tcW w:w="3400" w:type="dxa"/>
@@ -2551,12 +2377,6 @@
         </w:tc>
       </w:tr>
       <w:tr>
-        <w:tblPrEx>
-          <w:tblCellMar>
-            <w:top w:w="0" w:type="dxa"/>
-            <w:bottom w:w="0" w:type="dxa"/>
-          </w:tblCellMar>
-        </w:tblPrEx>
         <w:tc>
           <w:tcPr>
             <w:tcW w:w="3400" w:type="dxa"/>
@@ -2654,12 +2474,6 @@
         </w:tc>
       </w:tr>
       <w:tr>
-        <w:tblPrEx>
-          <w:tblCellMar>
-            <w:top w:w="0" w:type="dxa"/>
-            <w:bottom w:w="0" w:type="dxa"/>
-          </w:tblCellMar>
-        </w:tblPrEx>
         <w:tc>
           <w:tcPr>
             <w:tcW w:w="3400" w:type="dxa"/>
@@ -2757,12 +2571,6 @@
         </w:tc>
       </w:tr>
       <w:tr>
-        <w:tblPrEx>
-          <w:tblCellMar>
-            <w:top w:w="0" w:type="dxa"/>
-            <w:bottom w:w="0" w:type="dxa"/>
-          </w:tblCellMar>
-        </w:tblPrEx>
         <w:tc>
           <w:tcPr>
             <w:tcW w:w="3400" w:type="dxa"/>
@@ -2860,12 +2668,6 @@
         </w:tc>
       </w:tr>
       <w:tr>
-        <w:tblPrEx>
-          <w:tblCellMar>
-            <w:top w:w="0" w:type="dxa"/>
-            <w:bottom w:w="0" w:type="dxa"/>
-          </w:tblCellMar>
-        </w:tblPrEx>
         <w:tc>
           <w:tcPr>
             <w:tcW w:w="3400" w:type="dxa"/>
@@ -2963,12 +2765,6 @@
         </w:tc>
       </w:tr>
       <w:tr>
-        <w:tblPrEx>
-          <w:tblCellMar>
-            <w:top w:w="0" w:type="dxa"/>
-            <w:bottom w:w="0" w:type="dxa"/>
-          </w:tblCellMar>
-        </w:tblPrEx>
         <w:tc>
           <w:tcPr>
             <w:tcW w:w="3400" w:type="dxa"/>
@@ -3066,12 +2862,6 @@
         </w:tc>
       </w:tr>
       <w:tr>
-        <w:tblPrEx>
-          <w:tblCellMar>
-            <w:top w:w="0" w:type="dxa"/>
-            <w:bottom w:w="0" w:type="dxa"/>
-          </w:tblCellMar>
-        </w:tblPrEx>
         <w:tc>
           <w:tcPr>
             <w:tcW w:w="3400" w:type="dxa"/>
@@ -3169,12 +2959,6 @@
         </w:tc>
       </w:tr>
       <w:tr>
-        <w:tblPrEx>
-          <w:tblCellMar>
-            <w:top w:w="0" w:type="dxa"/>
-            <w:bottom w:w="0" w:type="dxa"/>
-          </w:tblCellMar>
-        </w:tblPrEx>
         <w:tc>
           <w:tcPr>
             <w:tcW w:w="3400" w:type="dxa"/>
@@ -3272,12 +3056,6 @@
         </w:tc>
       </w:tr>
       <w:tr>
-        <w:tblPrEx>
-          <w:tblCellMar>
-            <w:top w:w="0" w:type="dxa"/>
-            <w:bottom w:w="0" w:type="dxa"/>
-          </w:tblCellMar>
-        </w:tblPrEx>
         <w:tc>
           <w:tcPr>
             <w:tcW w:w="3400" w:type="dxa"/>
@@ -3375,12 +3153,6 @@
         </w:tc>
       </w:tr>
       <w:tr>
-        <w:tblPrEx>
-          <w:tblCellMar>
-            <w:top w:w="0" w:type="dxa"/>
-            <w:bottom w:w="0" w:type="dxa"/>
-          </w:tblCellMar>
-        </w:tblPrEx>
         <w:tc>
           <w:tcPr>
             <w:tcW w:w="3400" w:type="dxa"/>
@@ -3478,12 +3250,6 @@
         </w:tc>
       </w:tr>
       <w:tr>
-        <w:tblPrEx>
-          <w:tblCellMar>
-            <w:top w:w="0" w:type="dxa"/>
-            <w:bottom w:w="0" w:type="dxa"/>
-          </w:tblCellMar>
-        </w:tblPrEx>
         <w:tc>
           <w:tcPr>
             <w:tcW w:w="3400" w:type="dxa"/>
@@ -3581,12 +3347,6 @@
         </w:tc>
       </w:tr>
       <w:tr>
-        <w:tblPrEx>
-          <w:tblCellMar>
-            <w:top w:w="0" w:type="dxa"/>
-            <w:bottom w:w="0" w:type="dxa"/>
-          </w:tblCellMar>
-        </w:tblPrEx>
         <w:tc>
           <w:tcPr>
             <w:tcW w:w="3400" w:type="dxa"/>
@@ -3684,12 +3444,6 @@
         </w:tc>
       </w:tr>
       <w:tr>
-        <w:tblPrEx>
-          <w:tblCellMar>
-            <w:top w:w="0" w:type="dxa"/>
-            <w:bottom w:w="0" w:type="dxa"/>
-          </w:tblCellMar>
-        </w:tblPrEx>
         <w:tc>
           <w:tcPr>
             <w:tcW w:w="3400" w:type="dxa"/>
@@ -3787,12 +3541,6 @@
         </w:tc>
       </w:tr>
       <w:tr>
-        <w:tblPrEx>
-          <w:tblCellMar>
-            <w:top w:w="0" w:type="dxa"/>
-            <w:bottom w:w="0" w:type="dxa"/>
-          </w:tblCellMar>
-        </w:tblPrEx>
         <w:tc>
           <w:tcPr>
             <w:tcW w:w="3400" w:type="dxa"/>
@@ -3890,12 +3638,6 @@
         </w:tc>
       </w:tr>
       <w:tr>
-        <w:tblPrEx>
-          <w:tblCellMar>
-            <w:top w:w="0" w:type="dxa"/>
-            <w:bottom w:w="0" w:type="dxa"/>
-          </w:tblCellMar>
-        </w:tblPrEx>
         <w:tc>
           <w:tcPr>
             <w:tcW w:w="3400" w:type="dxa"/>
@@ -3993,12 +3735,6 @@
         </w:tc>
       </w:tr>
       <w:tr>
-        <w:tblPrEx>
-          <w:tblCellMar>
-            <w:top w:w="0" w:type="dxa"/>
-            <w:bottom w:w="0" w:type="dxa"/>
-          </w:tblCellMar>
-        </w:tblPrEx>
         <w:tc>
           <w:tcPr>
             <w:tcW w:w="3400" w:type="dxa"/>
@@ -4096,12 +3832,6 @@
         </w:tc>
       </w:tr>
       <w:tr>
-        <w:tblPrEx>
-          <w:tblCellMar>
-            <w:top w:w="0" w:type="dxa"/>
-            <w:bottom w:w="0" w:type="dxa"/>
-          </w:tblCellMar>
-        </w:tblPrEx>
         <w:tc>
           <w:tcPr>
             <w:tcW w:w="3400" w:type="dxa"/>
@@ -4199,12 +3929,6 @@
         </w:tc>
       </w:tr>
       <w:tr>
-        <w:tblPrEx>
-          <w:tblCellMar>
-            <w:top w:w="0" w:type="dxa"/>
-            <w:bottom w:w="0" w:type="dxa"/>
-          </w:tblCellMar>
-        </w:tblPrEx>
         <w:tc>
           <w:tcPr>
             <w:tcW w:w="3400" w:type="dxa"/>
@@ -4302,12 +4026,6 @@
         </w:tc>
       </w:tr>
       <w:tr>
-        <w:tblPrEx>
-          <w:tblCellMar>
-            <w:top w:w="0" w:type="dxa"/>
-            <w:bottom w:w="0" w:type="dxa"/>
-          </w:tblCellMar>
-        </w:tblPrEx>
         <w:tc>
           <w:tcPr>
             <w:tcW w:w="3400" w:type="dxa"/>
@@ -4405,12 +4123,6 @@
         </w:tc>
       </w:tr>
       <w:tr>
-        <w:tblPrEx>
-          <w:tblCellMar>
-            <w:top w:w="0" w:type="dxa"/>
-            <w:bottom w:w="0" w:type="dxa"/>
-          </w:tblCellMar>
-        </w:tblPrEx>
         <w:tc>
           <w:tcPr>
             <w:tcW w:w="3400" w:type="dxa"/>
@@ -4508,12 +4220,6 @@
         </w:tc>
       </w:tr>
       <w:tr>
-        <w:tblPrEx>
-          <w:tblCellMar>
-            <w:top w:w="0" w:type="dxa"/>
-            <w:bottom w:w="0" w:type="dxa"/>
-          </w:tblCellMar>
-        </w:tblPrEx>
         <w:tc>
           <w:tcPr>
             <w:tcW w:w="3400" w:type="dxa"/>
@@ -4611,12 +4317,6 @@
         </w:tc>
       </w:tr>
       <w:tr>
-        <w:tblPrEx>
-          <w:tblCellMar>
-            <w:top w:w="0" w:type="dxa"/>
-            <w:bottom w:w="0" w:type="dxa"/>
-          </w:tblCellMar>
-        </w:tblPrEx>
         <w:tc>
           <w:tcPr>
             <w:tcW w:w="3400" w:type="dxa"/>
@@ -4714,12 +4414,6 @@
         </w:tc>
       </w:tr>
       <w:tr>
-        <w:tblPrEx>
-          <w:tblCellMar>
-            <w:top w:w="0" w:type="dxa"/>
-            <w:bottom w:w="0" w:type="dxa"/>
-          </w:tblCellMar>
-        </w:tblPrEx>
         <w:tc>
           <w:tcPr>
             <w:tcW w:w="3400" w:type="dxa"/>
@@ -4817,12 +4511,6 @@
         </w:tc>
       </w:tr>
       <w:tr>
-        <w:tblPrEx>
-          <w:tblCellMar>
-            <w:top w:w="0" w:type="dxa"/>
-            <w:bottom w:w="0" w:type="dxa"/>
-          </w:tblCellMar>
-        </w:tblPrEx>
         <w:tc>
           <w:tcPr>
             <w:tcW w:w="3400" w:type="dxa"/>
@@ -4920,12 +4608,6 @@
         </w:tc>
       </w:tr>
       <w:tr>
-        <w:tblPrEx>
-          <w:tblCellMar>
-            <w:top w:w="0" w:type="dxa"/>
-            <w:bottom w:w="0" w:type="dxa"/>
-          </w:tblCellMar>
-        </w:tblPrEx>
         <w:tc>
           <w:tcPr>
             <w:tcW w:w="3400" w:type="dxa"/>
@@ -5073,12 +4755,6 @@
         <w:gridCol w:w="9072"/>
       </w:tblGrid>
       <w:tr>
-        <w:tblPrEx>
-          <w:tblCellMar>
-            <w:top w:w="0" w:type="dxa"/>
-            <w:bottom w:w="0" w:type="dxa"/>
-          </w:tblCellMar>
-        </w:tblPrEx>
         <w:tc>
           <w:tcPr>
             <w:tcW w:w="9072" w:type="dxa"/>
@@ -5465,12 +5141,6 @@
         <w:gridCol w:w="8356"/>
       </w:tblGrid>
       <w:tr>
-        <w:tblPrEx>
-          <w:tblCellMar>
-            <w:top w:w="0" w:type="dxa"/>
-            <w:bottom w:w="0" w:type="dxa"/>
-          </w:tblCellMar>
-        </w:tblPrEx>
         <w:tc>
           <w:tcPr>
             <w:tcW w:w="380" w:type="dxa"/>
@@ -5604,12 +5274,6 @@
         </w:tc>
       </w:tr>
       <w:tr>
-        <w:tblPrEx>
-          <w:tblCellMar>
-            <w:top w:w="0" w:type="dxa"/>
-            <w:bottom w:w="0" w:type="dxa"/>
-          </w:tblCellMar>
-        </w:tblPrEx>
         <w:tc>
           <w:tcPr>
             <w:tcW w:w="9072" w:type="dxa"/>
@@ -5644,12 +5308,6 @@
         </w:tc>
       </w:tr>
       <w:tr>
-        <w:tblPrEx>
-          <w:tblCellMar>
-            <w:top w:w="0" w:type="dxa"/>
-            <w:bottom w:w="0" w:type="dxa"/>
-          </w:tblCellMar>
-        </w:tblPrEx>
         <w:tc>
           <w:tcPr>
             <w:tcW w:w="9072" w:type="dxa"/>
@@ -5679,12 +5337,6 @@
         </w:tc>
       </w:tr>
       <w:tr>
-        <w:tblPrEx>
-          <w:tblCellMar>
-            <w:top w:w="0" w:type="dxa"/>
-            <w:bottom w:w="0" w:type="dxa"/>
-          </w:tblCellMar>
-        </w:tblPrEx>
         <w:tc>
           <w:tcPr>
             <w:tcW w:w="9072" w:type="dxa"/>
@@ -5751,12 +5403,6 @@
         <w:gridCol w:w="9072"/>
       </w:tblGrid>
       <w:tr>
-        <w:tblPrEx>
-          <w:tblCellMar>
-            <w:top w:w="0" w:type="dxa"/>
-            <w:bottom w:w="0" w:type="dxa"/>
-          </w:tblCellMar>
-        </w:tblPrEx>
         <w:tc>
           <w:tcPr>
             <w:tcW w:w="9072" w:type="dxa"/>
@@ -6119,12 +5765,6 @@
         <w:gridCol w:w="8356"/>
       </w:tblGrid>
       <w:tr>
-        <w:tblPrEx>
-          <w:tblCellMar>
-            <w:top w:w="0" w:type="dxa"/>
-            <w:bottom w:w="0" w:type="dxa"/>
-          </w:tblCellMar>
-        </w:tblPrEx>
         <w:tc>
           <w:tcPr>
             <w:tcW w:w="380" w:type="dxa"/>
@@ -6336,12 +5976,6 @@
         <w:gridCol w:w="9072"/>
       </w:tblGrid>
       <w:tr>
-        <w:tblPrEx>
-          <w:tblCellMar>
-            <w:top w:w="0" w:type="dxa"/>
-            <w:bottom w:w="0" w:type="dxa"/>
-          </w:tblCellMar>
-        </w:tblPrEx>
         <w:tc>
           <w:tcPr>
             <w:tcW w:w="9072" w:type="dxa"/>
@@ -6666,12 +6300,6 @@
         <w:gridCol w:w="8356"/>
       </w:tblGrid>
       <w:tr>
-        <w:tblPrEx>
-          <w:tblCellMar>
-            <w:top w:w="0" w:type="dxa"/>
-            <w:bottom w:w="0" w:type="dxa"/>
-          </w:tblCellMar>
-        </w:tblPrEx>
         <w:tc>
           <w:tcPr>
             <w:tcW w:w="380" w:type="dxa"/>
@@ -6868,12 +6496,6 @@
         <w:gridCol w:w="9072"/>
       </w:tblGrid>
       <w:tr>
-        <w:tblPrEx>
-          <w:tblCellMar>
-            <w:top w:w="0" w:type="dxa"/>
-            <w:bottom w:w="0" w:type="dxa"/>
-          </w:tblCellMar>
-        </w:tblPrEx>
         <w:tc>
           <w:tcPr>
             <w:tcW w:w="9072" w:type="dxa"/>
@@ -7398,12 +7020,6 @@
         <w:gridCol w:w="8356"/>
       </w:tblGrid>
       <w:tr>
-        <w:tblPrEx>
-          <w:tblCellMar>
-            <w:top w:w="0" w:type="dxa"/>
-            <w:bottom w:w="0" w:type="dxa"/>
-          </w:tblCellMar>
-        </w:tblPrEx>
         <w:tc>
           <w:tcPr>
             <w:tcW w:w="380" w:type="dxa"/>
@@ -7619,12 +7235,6 @@
         <w:gridCol w:w="9072"/>
       </w:tblGrid>
       <w:tr>
-        <w:tblPrEx>
-          <w:tblCellMar>
-            <w:top w:w="0" w:type="dxa"/>
-            <w:bottom w:w="0" w:type="dxa"/>
-          </w:tblCellMar>
-        </w:tblPrEx>
         <w:tc>
           <w:tcPr>
             <w:tcW w:w="9072" w:type="dxa"/>
@@ -7958,12 +7568,6 @@
         <w:gridCol w:w="8356"/>
       </w:tblGrid>
       <w:tr>
-        <w:tblPrEx>
-          <w:tblCellMar>
-            <w:top w:w="0" w:type="dxa"/>
-            <w:bottom w:w="0" w:type="dxa"/>
-          </w:tblCellMar>
-        </w:tblPrEx>
         <w:tc>
           <w:tcPr>
             <w:tcW w:w="380" w:type="dxa"/>
@@ -8119,12 +7723,6 @@
         <w:gridCol w:w="9072"/>
       </w:tblGrid>
       <w:tr>
-        <w:tblPrEx>
-          <w:tblCellMar>
-            <w:top w:w="0" w:type="dxa"/>
-            <w:bottom w:w="0" w:type="dxa"/>
-          </w:tblCellMar>
-        </w:tblPrEx>
         <w:tc>
           <w:tcPr>
             <w:tcW w:w="9072" w:type="dxa"/>
@@ -8158,12 +7756,6 @@
         </w:tc>
       </w:tr>
       <w:tr>
-        <w:tblPrEx>
-          <w:tblCellMar>
-            <w:top w:w="0" w:type="dxa"/>
-            <w:bottom w:w="0" w:type="dxa"/>
-          </w:tblCellMar>
-        </w:tblPrEx>
         <w:tc>
           <w:tcPr>
             <w:tcW w:w="9072" w:type="dxa"/>
@@ -8192,12 +7784,6 @@
         </w:tc>
       </w:tr>
       <w:tr>
-        <w:tblPrEx>
-          <w:tblCellMar>
-            <w:top w:w="0" w:type="dxa"/>
-            <w:bottom w:w="0" w:type="dxa"/>
-          </w:tblCellMar>
-        </w:tblPrEx>
         <w:tc>
           <w:tcPr>
             <w:tcW w:w="9072" w:type="dxa"/>
@@ -8226,12 +7812,6 @@
         </w:tc>
       </w:tr>
       <w:tr>
-        <w:tblPrEx>
-          <w:tblCellMar>
-            <w:top w:w="0" w:type="dxa"/>
-            <w:bottom w:w="0" w:type="dxa"/>
-          </w:tblCellMar>
-        </w:tblPrEx>
         <w:tc>
           <w:tcPr>
             <w:tcW w:w="9072" w:type="dxa"/>
@@ -8288,12 +7868,6 @@
         <w:gridCol w:w="1600"/>
       </w:tblGrid>
       <w:tr>
-        <w:tblPrEx>
-          <w:tblCellMar>
-            <w:top w:w="0" w:type="dxa"/>
-            <w:bottom w:w="0" w:type="dxa"/>
-          </w:tblCellMar>
-        </w:tblPrEx>
         <w:tc>
           <w:tcPr>
             <w:tcW w:w="3400" w:type="dxa"/>
@@ -8395,12 +7969,6 @@
         </w:tc>
       </w:tr>
       <w:tr>
-        <w:tblPrEx>
-          <w:tblCellMar>
-            <w:top w:w="0" w:type="dxa"/>
-            <w:bottom w:w="0" w:type="dxa"/>
-          </w:tblCellMar>
-        </w:tblPrEx>
         <w:tc>
           <w:tcPr>
             <w:tcW w:w="3400" w:type="dxa"/>
@@ -8498,12 +8066,6 @@
         </w:tc>
       </w:tr>
       <w:tr>
-        <w:tblPrEx>
-          <w:tblCellMar>
-            <w:top w:w="0" w:type="dxa"/>
-            <w:bottom w:w="0" w:type="dxa"/>
-          </w:tblCellMar>
-        </w:tblPrEx>
         <w:tc>
           <w:tcPr>
             <w:tcW w:w="3400" w:type="dxa"/>
@@ -8601,12 +8163,6 @@
         </w:tc>
       </w:tr>
       <w:tr>
-        <w:tblPrEx>
-          <w:tblCellMar>
-            <w:top w:w="0" w:type="dxa"/>
-            <w:bottom w:w="0" w:type="dxa"/>
-          </w:tblCellMar>
-        </w:tblPrEx>
         <w:tc>
           <w:tcPr>
             <w:tcW w:w="3400" w:type="dxa"/>
@@ -8705,12 +8261,6 @@
         </w:tc>
       </w:tr>
       <w:tr>
-        <w:tblPrEx>
-          <w:tblCellMar>
-            <w:top w:w="0" w:type="dxa"/>
-            <w:bottom w:w="0" w:type="dxa"/>
-          </w:tblCellMar>
-        </w:tblPrEx>
         <w:tc>
           <w:tcPr>
             <w:tcW w:w="3400" w:type="dxa"/>
@@ -8808,12 +8358,6 @@
         </w:tc>
       </w:tr>
       <w:tr>
-        <w:tblPrEx>
-          <w:tblCellMar>
-            <w:top w:w="0" w:type="dxa"/>
-            <w:bottom w:w="0" w:type="dxa"/>
-          </w:tblCellMar>
-        </w:tblPrEx>
         <w:tc>
           <w:tcPr>
             <w:tcW w:w="3400" w:type="dxa"/>
@@ -8911,12 +8455,6 @@
         </w:tc>
       </w:tr>
       <w:tr>
-        <w:tblPrEx>
-          <w:tblCellMar>
-            <w:top w:w="0" w:type="dxa"/>
-            <w:bottom w:w="0" w:type="dxa"/>
-          </w:tblCellMar>
-        </w:tblPrEx>
         <w:tc>
           <w:tcPr>
             <w:tcW w:w="3400" w:type="dxa"/>
@@ -9014,12 +8552,6 @@
         </w:tc>
       </w:tr>
       <w:tr>
-        <w:tblPrEx>
-          <w:tblCellMar>
-            <w:top w:w="0" w:type="dxa"/>
-            <w:bottom w:w="0" w:type="dxa"/>
-          </w:tblCellMar>
-        </w:tblPrEx>
         <w:tc>
           <w:tcPr>
             <w:tcW w:w="3400" w:type="dxa"/>
@@ -9117,12 +8649,6 @@
         </w:tc>
       </w:tr>
       <w:tr>
-        <w:tblPrEx>
-          <w:tblCellMar>
-            <w:top w:w="0" w:type="dxa"/>
-            <w:bottom w:w="0" w:type="dxa"/>
-          </w:tblCellMar>
-        </w:tblPrEx>
         <w:tc>
           <w:tcPr>
             <w:tcW w:w="3400" w:type="dxa"/>
@@ -9220,12 +8746,6 @@
         </w:tc>
       </w:tr>
       <w:tr>
-        <w:tblPrEx>
-          <w:tblCellMar>
-            <w:top w:w="0" w:type="dxa"/>
-            <w:bottom w:w="0" w:type="dxa"/>
-          </w:tblCellMar>
-        </w:tblPrEx>
         <w:tc>
           <w:tcPr>
             <w:tcW w:w="3400" w:type="dxa"/>
@@ -9323,12 +8843,6 @@
         </w:tc>
       </w:tr>
       <w:tr>
-        <w:tblPrEx>
-          <w:tblCellMar>
-            <w:top w:w="0" w:type="dxa"/>
-            <w:bottom w:w="0" w:type="dxa"/>
-          </w:tblCellMar>
-        </w:tblPrEx>
         <w:tc>
           <w:tcPr>
             <w:tcW w:w="3400" w:type="dxa"/>
@@ -9426,12 +8940,6 @@
         </w:tc>
       </w:tr>
       <w:tr>
-        <w:tblPrEx>
-          <w:tblCellMar>
-            <w:top w:w="0" w:type="dxa"/>
-            <w:bottom w:w="0" w:type="dxa"/>
-          </w:tblCellMar>
-        </w:tblPrEx>
         <w:tc>
           <w:tcPr>
             <w:tcW w:w="3400" w:type="dxa"/>
@@ -9529,12 +9037,6 @@
         </w:tc>
       </w:tr>
       <w:tr>
-        <w:tblPrEx>
-          <w:tblCellMar>
-            <w:top w:w="0" w:type="dxa"/>
-            <w:bottom w:w="0" w:type="dxa"/>
-          </w:tblCellMar>
-        </w:tblPrEx>
         <w:tc>
           <w:tcPr>
             <w:tcW w:w="3400" w:type="dxa"/>
@@ -9632,12 +9134,6 @@
         </w:tc>
       </w:tr>
       <w:tr>
-        <w:tblPrEx>
-          <w:tblCellMar>
-            <w:top w:w="0" w:type="dxa"/>
-            <w:bottom w:w="0" w:type="dxa"/>
-          </w:tblCellMar>
-        </w:tblPrEx>
         <w:tc>
           <w:tcPr>
             <w:tcW w:w="3400" w:type="dxa"/>
@@ -9735,12 +9231,6 @@
         </w:tc>
       </w:tr>
       <w:tr>
-        <w:tblPrEx>
-          <w:tblCellMar>
-            <w:top w:w="0" w:type="dxa"/>
-            <w:bottom w:w="0" w:type="dxa"/>
-          </w:tblCellMar>
-        </w:tblPrEx>
         <w:tc>
           <w:tcPr>
             <w:tcW w:w="3400" w:type="dxa"/>
@@ -9875,12 +9365,6 @@
         <w:gridCol w:w="9072"/>
       </w:tblGrid>
       <w:tr>
-        <w:tblPrEx>
-          <w:tblCellMar>
-            <w:top w:w="0" w:type="dxa"/>
-            <w:bottom w:w="0" w:type="dxa"/>
-          </w:tblCellMar>
-        </w:tblPrEx>
         <w:tc>
           <w:tcPr>
             <w:tcW w:w="9072" w:type="dxa"/>
@@ -10266,12 +9750,6 @@
         <w:gridCol w:w="8356"/>
       </w:tblGrid>
       <w:tr>
-        <w:tblPrEx>
-          <w:tblCellMar>
-            <w:top w:w="0" w:type="dxa"/>
-            <w:bottom w:w="0" w:type="dxa"/>
-          </w:tblCellMar>
-        </w:tblPrEx>
         <w:tc>
           <w:tcPr>
             <w:tcW w:w="380" w:type="dxa"/>
@@ -10427,12 +9905,6 @@
         <w:gridCol w:w="9072"/>
       </w:tblGrid>
       <w:tr>
-        <w:tblPrEx>
-          <w:tblCellMar>
-            <w:top w:w="0" w:type="dxa"/>
-            <w:bottom w:w="0" w:type="dxa"/>
-          </w:tblCellMar>
-        </w:tblPrEx>
         <w:tc>
           <w:tcPr>
             <w:tcW w:w="9072" w:type="dxa"/>
@@ -10466,12 +9938,6 @@
         </w:tc>
       </w:tr>
       <w:tr>
-        <w:tblPrEx>
-          <w:tblCellMar>
-            <w:top w:w="0" w:type="dxa"/>
-            <w:bottom w:w="0" w:type="dxa"/>
-          </w:tblCellMar>
-        </w:tblPrEx>
         <w:tc>
           <w:tcPr>
             <w:tcW w:w="9072" w:type="dxa"/>
@@ -10500,12 +9966,6 @@
         </w:tc>
       </w:tr>
       <w:tr>
-        <w:tblPrEx>
-          <w:tblCellMar>
-            <w:top w:w="0" w:type="dxa"/>
-            <w:bottom w:w="0" w:type="dxa"/>
-          </w:tblCellMar>
-        </w:tblPrEx>
         <w:tc>
           <w:tcPr>
             <w:tcW w:w="9072" w:type="dxa"/>
@@ -10531,12 +9991,6 @@
         </w:tc>
       </w:tr>
       <w:tr>
-        <w:tblPrEx>
-          <w:tblCellMar>
-            <w:top w:w="0" w:type="dxa"/>
-            <w:bottom w:w="0" w:type="dxa"/>
-          </w:tblCellMar>
-        </w:tblPrEx>
         <w:tc>
           <w:tcPr>
             <w:tcW w:w="9072" w:type="dxa"/>
@@ -10565,12 +10019,6 @@
         </w:tc>
       </w:tr>
       <w:tr>
-        <w:tblPrEx>
-          <w:tblCellMar>
-            <w:top w:w="0" w:type="dxa"/>
-            <w:bottom w:w="0" w:type="dxa"/>
-          </w:tblCellMar>
-        </w:tblPrEx>
         <w:tc>
           <w:tcPr>
             <w:tcW w:w="9072" w:type="dxa"/>
@@ -10599,12 +10047,6 @@
         </w:tc>
       </w:tr>
       <w:tr>
-        <w:tblPrEx>
-          <w:tblCellMar>
-            <w:top w:w="0" w:type="dxa"/>
-            <w:bottom w:w="0" w:type="dxa"/>
-          </w:tblCellMar>
-        </w:tblPrEx>
         <w:tc>
           <w:tcPr>
             <w:tcW w:w="9072" w:type="dxa"/>
@@ -10633,12 +10075,6 @@
         </w:tc>
       </w:tr>
       <w:tr>
-        <w:tblPrEx>
-          <w:tblCellMar>
-            <w:top w:w="0" w:type="dxa"/>
-            <w:bottom w:w="0" w:type="dxa"/>
-          </w:tblCellMar>
-        </w:tblPrEx>
         <w:tc>
           <w:tcPr>
             <w:tcW w:w="9072" w:type="dxa"/>
@@ -10667,12 +10103,6 @@
         </w:tc>
       </w:tr>
       <w:tr>
-        <w:tblPrEx>
-          <w:tblCellMar>
-            <w:top w:w="0" w:type="dxa"/>
-            <w:bottom w:w="0" w:type="dxa"/>
-          </w:tblCellMar>
-        </w:tblPrEx>
         <w:tc>
           <w:tcPr>
             <w:tcW w:w="9072" w:type="dxa"/>
@@ -10698,12 +10128,6 @@
         </w:tc>
       </w:tr>
       <w:tr>
-        <w:tblPrEx>
-          <w:tblCellMar>
-            <w:top w:w="0" w:type="dxa"/>
-            <w:bottom w:w="0" w:type="dxa"/>
-          </w:tblCellMar>
-        </w:tblPrEx>
         <w:tc>
           <w:tcPr>
             <w:tcW w:w="9072" w:type="dxa"/>
@@ -10732,12 +10156,6 @@
         </w:tc>
       </w:tr>
       <w:tr>
-        <w:tblPrEx>
-          <w:tblCellMar>
-            <w:top w:w="0" w:type="dxa"/>
-            <w:bottom w:w="0" w:type="dxa"/>
-          </w:tblCellMar>
-        </w:tblPrEx>
         <w:tc>
           <w:tcPr>
             <w:tcW w:w="9072" w:type="dxa"/>
@@ -10794,12 +10212,6 @@
         <w:gridCol w:w="1655"/>
       </w:tblGrid>
       <w:tr>
-        <w:tblPrEx>
-          <w:tblCellMar>
-            <w:top w:w="0" w:type="dxa"/>
-            <w:bottom w:w="0" w:type="dxa"/>
-          </w:tblCellMar>
-        </w:tblPrEx>
         <w:tc>
           <w:tcPr>
             <w:tcW w:w="3400" w:type="dxa"/>
@@ -10901,12 +10313,6 @@
         </w:tc>
       </w:tr>
       <w:tr>
-        <w:tblPrEx>
-          <w:tblCellMar>
-            <w:top w:w="0" w:type="dxa"/>
-            <w:bottom w:w="0" w:type="dxa"/>
-          </w:tblCellMar>
-        </w:tblPrEx>
         <w:tc>
           <w:tcPr>
             <w:tcW w:w="3400" w:type="dxa"/>
@@ -11004,12 +10410,6 @@
         </w:tc>
       </w:tr>
       <w:tr>
-        <w:tblPrEx>
-          <w:tblCellMar>
-            <w:top w:w="0" w:type="dxa"/>
-            <w:bottom w:w="0" w:type="dxa"/>
-          </w:tblCellMar>
-        </w:tblPrEx>
         <w:tc>
           <w:tcPr>
             <w:tcW w:w="3400" w:type="dxa"/>
@@ -11107,12 +10507,6 @@
         </w:tc>
       </w:tr>
       <w:tr>
-        <w:tblPrEx>
-          <w:tblCellMar>
-            <w:top w:w="0" w:type="dxa"/>
-            <w:bottom w:w="0" w:type="dxa"/>
-          </w:tblCellMar>
-        </w:tblPrEx>
         <w:tc>
           <w:tcPr>
             <w:tcW w:w="3400" w:type="dxa"/>
@@ -11210,12 +10604,6 @@
         </w:tc>
       </w:tr>
       <w:tr>
-        <w:tblPrEx>
-          <w:tblCellMar>
-            <w:top w:w="0" w:type="dxa"/>
-            <w:bottom w:w="0" w:type="dxa"/>
-          </w:tblCellMar>
-        </w:tblPrEx>
         <w:tc>
           <w:tcPr>
             <w:tcW w:w="3400" w:type="dxa"/>
@@ -11313,12 +10701,6 @@
         </w:tc>
       </w:tr>
       <w:tr>
-        <w:tblPrEx>
-          <w:tblCellMar>
-            <w:top w:w="0" w:type="dxa"/>
-            <w:bottom w:w="0" w:type="dxa"/>
-          </w:tblCellMar>
-        </w:tblPrEx>
         <w:tc>
           <w:tcPr>
             <w:tcW w:w="3400" w:type="dxa"/>
@@ -11416,12 +10798,6 @@
         </w:tc>
       </w:tr>
       <w:tr>
-        <w:tblPrEx>
-          <w:tblCellMar>
-            <w:top w:w="0" w:type="dxa"/>
-            <w:bottom w:w="0" w:type="dxa"/>
-          </w:tblCellMar>
-        </w:tblPrEx>
         <w:tc>
           <w:tcPr>
             <w:tcW w:w="3400" w:type="dxa"/>
@@ -11519,12 +10895,6 @@
         </w:tc>
       </w:tr>
       <w:tr>
-        <w:tblPrEx>
-          <w:tblCellMar>
-            <w:top w:w="0" w:type="dxa"/>
-            <w:bottom w:w="0" w:type="dxa"/>
-          </w:tblCellMar>
-        </w:tblPrEx>
         <w:tc>
           <w:tcPr>
             <w:tcW w:w="3400" w:type="dxa"/>
@@ -11622,12 +10992,6 @@
         </w:tc>
       </w:tr>
       <w:tr>
-        <w:tblPrEx>
-          <w:tblCellMar>
-            <w:top w:w="0" w:type="dxa"/>
-            <w:bottom w:w="0" w:type="dxa"/>
-          </w:tblCellMar>
-        </w:tblPrEx>
         <w:tc>
           <w:tcPr>
             <w:tcW w:w="3400" w:type="dxa"/>
@@ -11725,12 +11089,6 @@
         </w:tc>
       </w:tr>
       <w:tr>
-        <w:tblPrEx>
-          <w:tblCellMar>
-            <w:top w:w="0" w:type="dxa"/>
-            <w:bottom w:w="0" w:type="dxa"/>
-          </w:tblCellMar>
-        </w:tblPrEx>
         <w:tc>
           <w:tcPr>
             <w:tcW w:w="3400" w:type="dxa"/>
@@ -11828,12 +11186,6 @@
         </w:tc>
       </w:tr>
       <w:tr>
-        <w:tblPrEx>
-          <w:tblCellMar>
-            <w:top w:w="0" w:type="dxa"/>
-            <w:bottom w:w="0" w:type="dxa"/>
-          </w:tblCellMar>
-        </w:tblPrEx>
         <w:tc>
           <w:tcPr>
             <w:tcW w:w="3400" w:type="dxa"/>
@@ -11931,12 +11283,6 @@
         </w:tc>
       </w:tr>
       <w:tr>
-        <w:tblPrEx>
-          <w:tblCellMar>
-            <w:top w:w="0" w:type="dxa"/>
-            <w:bottom w:w="0" w:type="dxa"/>
-          </w:tblCellMar>
-        </w:tblPrEx>
         <w:tc>
           <w:tcPr>
             <w:tcW w:w="3400" w:type="dxa"/>
@@ -12034,12 +11380,6 @@
         </w:tc>
       </w:tr>
       <w:tr>
-        <w:tblPrEx>
-          <w:tblCellMar>
-            <w:top w:w="0" w:type="dxa"/>
-            <w:bottom w:w="0" w:type="dxa"/>
-          </w:tblCellMar>
-        </w:tblPrEx>
         <w:tc>
           <w:tcPr>
             <w:tcW w:w="3400" w:type="dxa"/>
@@ -12137,12 +11477,6 @@
         </w:tc>
       </w:tr>
       <w:tr>
-        <w:tblPrEx>
-          <w:tblCellMar>
-            <w:top w:w="0" w:type="dxa"/>
-            <w:bottom w:w="0" w:type="dxa"/>
-          </w:tblCellMar>
-        </w:tblPrEx>
         <w:tc>
           <w:tcPr>
             <w:tcW w:w="3400" w:type="dxa"/>
@@ -12240,12 +11574,6 @@
         </w:tc>
       </w:tr>
       <w:tr>
-        <w:tblPrEx>
-          <w:tblCellMar>
-            <w:top w:w="0" w:type="dxa"/>
-            <w:bottom w:w="0" w:type="dxa"/>
-          </w:tblCellMar>
-        </w:tblPrEx>
         <w:tc>
           <w:tcPr>
             <w:tcW w:w="3400" w:type="dxa"/>
@@ -12343,12 +11671,6 @@
         </w:tc>
       </w:tr>
       <w:tr>
-        <w:tblPrEx>
-          <w:tblCellMar>
-            <w:top w:w="0" w:type="dxa"/>
-            <w:bottom w:w="0" w:type="dxa"/>
-          </w:tblCellMar>
-        </w:tblPrEx>
         <w:tc>
           <w:tcPr>
             <w:tcW w:w="3400" w:type="dxa"/>
@@ -12446,12 +11768,6 @@
         </w:tc>
       </w:tr>
       <w:tr>
-        <w:tblPrEx>
-          <w:tblCellMar>
-            <w:top w:w="0" w:type="dxa"/>
-            <w:bottom w:w="0" w:type="dxa"/>
-          </w:tblCellMar>
-        </w:tblPrEx>
         <w:tc>
           <w:tcPr>
             <w:tcW w:w="3400" w:type="dxa"/>
@@ -12587,12 +11903,6 @@
         <w:gridCol w:w="9072"/>
       </w:tblGrid>
       <w:tr>
-        <w:tblPrEx>
-          <w:tblCellMar>
-            <w:top w:w="0" w:type="dxa"/>
-            <w:bottom w:w="0" w:type="dxa"/>
-          </w:tblCellMar>
-        </w:tblPrEx>
         <w:tc>
           <w:tcPr>
             <w:tcW w:w="9072" w:type="dxa"/>
@@ -13161,12 +12471,6 @@
         <w:gridCol w:w="8356"/>
       </w:tblGrid>
       <w:tr>
-        <w:tblPrEx>
-          <w:tblCellMar>
-            <w:top w:w="0" w:type="dxa"/>
-            <w:bottom w:w="0" w:type="dxa"/>
-          </w:tblCellMar>
-        </w:tblPrEx>
         <w:tc>
           <w:tcPr>
             <w:tcW w:w="380" w:type="dxa"/>
@@ -13324,12 +12628,6 @@
         <w:gridCol w:w="9072"/>
       </w:tblGrid>
       <w:tr>
-        <w:tblPrEx>
-          <w:tblCellMar>
-            <w:top w:w="0" w:type="dxa"/>
-            <w:bottom w:w="0" w:type="dxa"/>
-          </w:tblCellMar>
-        </w:tblPrEx>
         <w:tc>
           <w:tcPr>
             <w:tcW w:w="9072" w:type="dxa"/>
@@ -13934,12 +13232,6 @@
         <w:gridCol w:w="8356"/>
       </w:tblGrid>
       <w:tr>
-        <w:tblPrEx>
-          <w:tblCellMar>
-            <w:top w:w="0" w:type="dxa"/>
-            <w:bottom w:w="0" w:type="dxa"/>
-          </w:tblCellMar>
-        </w:tblPrEx>
         <w:tc>
           <w:tcPr>
             <w:tcW w:w="380" w:type="dxa"/>
@@ -14183,12 +13475,6 @@
         <w:gridCol w:w="9072"/>
       </w:tblGrid>
       <w:tr>
-        <w:tblPrEx>
-          <w:tblCellMar>
-            <w:top w:w="0" w:type="dxa"/>
-            <w:bottom w:w="0" w:type="dxa"/>
-          </w:tblCellMar>
-        </w:tblPrEx>
         <w:tc>
           <w:tcPr>
             <w:tcW w:w="9072" w:type="dxa"/>
@@ -14222,12 +13508,6 @@
         </w:tc>
       </w:tr>
       <w:tr>
-        <w:tblPrEx>
-          <w:tblCellMar>
-            <w:top w:w="0" w:type="dxa"/>
-            <w:bottom w:w="0" w:type="dxa"/>
-          </w:tblCellMar>
-        </w:tblPrEx>
         <w:tc>
           <w:tcPr>
             <w:tcW w:w="9072" w:type="dxa"/>
@@ -14256,12 +13536,6 @@
         </w:tc>
       </w:tr>
       <w:tr>
-        <w:tblPrEx>
-          <w:tblCellMar>
-            <w:top w:w="0" w:type="dxa"/>
-            <w:bottom w:w="0" w:type="dxa"/>
-          </w:tblCellMar>
-        </w:tblPrEx>
         <w:tc>
           <w:tcPr>
             <w:tcW w:w="9072" w:type="dxa"/>
@@ -14290,12 +13564,6 @@
         </w:tc>
       </w:tr>
       <w:tr>
-        <w:tblPrEx>
-          <w:tblCellMar>
-            <w:top w:w="0" w:type="dxa"/>
-            <w:bottom w:w="0" w:type="dxa"/>
-          </w:tblCellMar>
-        </w:tblPrEx>
         <w:tc>
           <w:tcPr>
             <w:tcW w:w="9072" w:type="dxa"/>
@@ -14324,12 +13592,6 @@
         </w:tc>
       </w:tr>
       <w:tr>
-        <w:tblPrEx>
-          <w:tblCellMar>
-            <w:top w:w="0" w:type="dxa"/>
-            <w:bottom w:w="0" w:type="dxa"/>
-          </w:tblCellMar>
-        </w:tblPrEx>
         <w:tc>
           <w:tcPr>
             <w:tcW w:w="9072" w:type="dxa"/>
@@ -14358,12 +13620,6 @@
         </w:tc>
       </w:tr>
       <w:tr>
-        <w:tblPrEx>
-          <w:tblCellMar>
-            <w:top w:w="0" w:type="dxa"/>
-            <w:bottom w:w="0" w:type="dxa"/>
-          </w:tblCellMar>
-        </w:tblPrEx>
         <w:tc>
           <w:tcPr>
             <w:tcW w:w="9072" w:type="dxa"/>
@@ -14392,12 +13648,6 @@
         </w:tc>
       </w:tr>
       <w:tr>
-        <w:tblPrEx>
-          <w:tblCellMar>
-            <w:top w:w="0" w:type="dxa"/>
-            <w:bottom w:w="0" w:type="dxa"/>
-          </w:tblCellMar>
-        </w:tblPrEx>
         <w:tc>
           <w:tcPr>
             <w:tcW w:w="9072" w:type="dxa"/>
@@ -14426,12 +13676,6 @@
         </w:tc>
       </w:tr>
       <w:tr>
-        <w:tblPrEx>
-          <w:tblCellMar>
-            <w:top w:w="0" w:type="dxa"/>
-            <w:bottom w:w="0" w:type="dxa"/>
-          </w:tblCellMar>
-        </w:tblPrEx>
         <w:tc>
           <w:tcPr>
             <w:tcW w:w="9072" w:type="dxa"/>
@@ -14460,12 +13704,6 @@
         </w:tc>
       </w:tr>
       <w:tr>
-        <w:tblPrEx>
-          <w:tblCellMar>
-            <w:top w:w="0" w:type="dxa"/>
-            <w:bottom w:w="0" w:type="dxa"/>
-          </w:tblCellMar>
-        </w:tblPrEx>
         <w:tc>
           <w:tcPr>
             <w:tcW w:w="9072" w:type="dxa"/>
@@ -14494,12 +13732,6 @@
         </w:tc>
       </w:tr>
       <w:tr>
-        <w:tblPrEx>
-          <w:tblCellMar>
-            <w:top w:w="0" w:type="dxa"/>
-            <w:bottom w:w="0" w:type="dxa"/>
-          </w:tblCellMar>
-        </w:tblPrEx>
         <w:tc>
           <w:tcPr>
             <w:tcW w:w="9072" w:type="dxa"/>
@@ -14555,12 +13787,6 @@
         <w:gridCol w:w="8693"/>
       </w:tblGrid>
       <w:tr>
-        <w:tblPrEx>
-          <w:tblCellMar>
-            <w:top w:w="0" w:type="dxa"/>
-            <w:bottom w:w="0" w:type="dxa"/>
-          </w:tblCellMar>
-        </w:tblPrEx>
         <w:tc>
           <w:tcPr>
             <w:tcW w:w="280" w:type="dxa"/>
@@ -14681,12 +13907,6 @@
         <w:gridCol w:w="9072"/>
       </w:tblGrid>
       <w:tr>
-        <w:tblPrEx>
-          <w:tblCellMar>
-            <w:top w:w="0" w:type="dxa"/>
-            <w:bottom w:w="0" w:type="dxa"/>
-          </w:tblCellMar>
-        </w:tblPrEx>
         <w:tc>
           <w:tcPr>
             <w:tcW w:w="9072" w:type="dxa"/>
@@ -14788,12 +14008,6 @@
         <w:gridCol w:w="9072"/>
       </w:tblGrid>
       <w:tr>
-        <w:tblPrEx>
-          <w:tblCellMar>
-            <w:top w:w="0" w:type="dxa"/>
-            <w:bottom w:w="0" w:type="dxa"/>
-          </w:tblCellMar>
-        </w:tblPrEx>
         <w:tc>
           <w:tcPr>
             <w:tcW w:w="9072" w:type="dxa"/>
@@ -15239,12 +14453,6 @@
         <w:gridCol w:w="8693"/>
       </w:tblGrid>
       <w:tr>
-        <w:tblPrEx>
-          <w:tblCellMar>
-            <w:top w:w="0" w:type="dxa"/>
-            <w:bottom w:w="0" w:type="dxa"/>
-          </w:tblCellMar>
-        </w:tblPrEx>
         <w:tc>
           <w:tcPr>
             <w:tcW w:w="280" w:type="dxa"/>
@@ -15365,12 +14573,6 @@
         <w:gridCol w:w="9072"/>
       </w:tblGrid>
       <w:tr>
-        <w:tblPrEx>
-          <w:tblCellMar>
-            <w:top w:w="0" w:type="dxa"/>
-            <w:bottom w:w="0" w:type="dxa"/>
-          </w:tblCellMar>
-        </w:tblPrEx>
         <w:tc>
           <w:tcPr>
             <w:tcW w:w="9072" w:type="dxa"/>
@@ -17050,12 +16252,6 @@
         <w:gridCol w:w="8693"/>
       </w:tblGrid>
       <w:tr>
-        <w:tblPrEx>
-          <w:tblCellMar>
-            <w:top w:w="0" w:type="dxa"/>
-            <w:bottom w:w="0" w:type="dxa"/>
-          </w:tblCellMar>
-        </w:tblPrEx>
         <w:tc>
           <w:tcPr>
             <w:tcW w:w="280" w:type="dxa"/>
@@ -17176,12 +16372,6 @@
         <w:gridCol w:w="9072"/>
       </w:tblGrid>
       <w:tr>
-        <w:tblPrEx>
-          <w:tblCellMar>
-            <w:top w:w="0" w:type="dxa"/>
-            <w:bottom w:w="0" w:type="dxa"/>
-          </w:tblCellMar>
-        </w:tblPrEx>
         <w:tc>
           <w:tcPr>
             <w:tcW w:w="9072" w:type="dxa"/>
@@ -18409,12 +17599,6 @@
         <w:gridCol w:w="8693"/>
       </w:tblGrid>
       <w:tr>
-        <w:tblPrEx>
-          <w:tblCellMar>
-            <w:top w:w="0" w:type="dxa"/>
-            <w:bottom w:w="0" w:type="dxa"/>
-          </w:tblCellMar>
-        </w:tblPrEx>
         <w:tc>
           <w:tcPr>
             <w:tcW w:w="280" w:type="dxa"/>
@@ -18536,12 +17720,6 @@
         <w:gridCol w:w="8356"/>
       </w:tblGrid>
       <w:tr>
-        <w:tblPrEx>
-          <w:tblCellMar>
-            <w:top w:w="0" w:type="dxa"/>
-            <w:bottom w:w="0" w:type="dxa"/>
-          </w:tblCellMar>
-        </w:tblPrEx>
         <w:tc>
           <w:tcPr>
             <w:tcW w:w="380" w:type="dxa"/>
@@ -18753,12 +17931,6 @@
         <w:gridCol w:w="9072"/>
       </w:tblGrid>
       <w:tr>
-        <w:tblPrEx>
-          <w:tblCellMar>
-            <w:top w:w="0" w:type="dxa"/>
-            <w:bottom w:w="0" w:type="dxa"/>
-          </w:tblCellMar>
-        </w:tblPrEx>
         <w:tc>
           <w:tcPr>
             <w:tcW w:w="9072" w:type="dxa"/>
@@ -18792,12 +17964,6 @@
         </w:tc>
       </w:tr>
       <w:tr>
-        <w:tblPrEx>
-          <w:tblCellMar>
-            <w:top w:w="0" w:type="dxa"/>
-            <w:bottom w:w="0" w:type="dxa"/>
-          </w:tblCellMar>
-        </w:tblPrEx>
         <w:tc>
           <w:tcPr>
             <w:tcW w:w="9072" w:type="dxa"/>
@@ -18826,12 +17992,6 @@
         </w:tc>
       </w:tr>
       <w:tr>
-        <w:tblPrEx>
-          <w:tblCellMar>
-            <w:top w:w="0" w:type="dxa"/>
-            <w:bottom w:w="0" w:type="dxa"/>
-          </w:tblCellMar>
-        </w:tblPrEx>
         <w:tc>
           <w:tcPr>
             <w:tcW w:w="9072" w:type="dxa"/>
@@ -18860,12 +18020,6 @@
         </w:tc>
       </w:tr>
       <w:tr>
-        <w:tblPrEx>
-          <w:tblCellMar>
-            <w:top w:w="0" w:type="dxa"/>
-            <w:bottom w:w="0" w:type="dxa"/>
-          </w:tblCellMar>
-        </w:tblPrEx>
         <w:tc>
           <w:tcPr>
             <w:tcW w:w="9072" w:type="dxa"/>
@@ -18894,12 +18048,6 @@
         </w:tc>
       </w:tr>
       <w:tr>
-        <w:tblPrEx>
-          <w:tblCellMar>
-            <w:top w:w="0" w:type="dxa"/>
-            <w:bottom w:w="0" w:type="dxa"/>
-          </w:tblCellMar>
-        </w:tblPrEx>
         <w:tc>
           <w:tcPr>
             <w:tcW w:w="9072" w:type="dxa"/>
@@ -18954,12 +18102,6 @@
         <w:gridCol w:w="9072"/>
       </w:tblGrid>
       <w:tr>
-        <w:tblPrEx>
-          <w:tblCellMar>
-            <w:top w:w="0" w:type="dxa"/>
-            <w:bottom w:w="0" w:type="dxa"/>
-          </w:tblCellMar>
-        </w:tblPrEx>
         <w:tc>
           <w:tcPr>
             <w:tcW w:w="9072" w:type="dxa"/>
@@ -18993,12 +18135,6 @@
         </w:tc>
       </w:tr>
       <w:tr>
-        <w:tblPrEx>
-          <w:tblCellMar>
-            <w:top w:w="0" w:type="dxa"/>
-            <w:bottom w:w="0" w:type="dxa"/>
-          </w:tblCellMar>
-        </w:tblPrEx>
         <w:tc>
           <w:tcPr>
             <w:tcW w:w="9072" w:type="dxa"/>
@@ -19027,12 +18163,6 @@
         </w:tc>
       </w:tr>
       <w:tr>
-        <w:tblPrEx>
-          <w:tblCellMar>
-            <w:top w:w="0" w:type="dxa"/>
-            <w:bottom w:w="0" w:type="dxa"/>
-          </w:tblCellMar>
-        </w:tblPrEx>
         <w:tc>
           <w:tcPr>
             <w:tcW w:w="9072" w:type="dxa"/>
@@ -19061,12 +18191,6 @@
         </w:tc>
       </w:tr>
       <w:tr>
-        <w:tblPrEx>
-          <w:tblCellMar>
-            <w:top w:w="0" w:type="dxa"/>
-            <w:bottom w:w="0" w:type="dxa"/>
-          </w:tblCellMar>
-        </w:tblPrEx>
         <w:tc>
           <w:tcPr>
             <w:tcW w:w="9072" w:type="dxa"/>
@@ -19095,12 +18219,6 @@
         </w:tc>
       </w:tr>
       <w:tr>
-        <w:tblPrEx>
-          <w:tblCellMar>
-            <w:top w:w="0" w:type="dxa"/>
-            <w:bottom w:w="0" w:type="dxa"/>
-          </w:tblCellMar>
-        </w:tblPrEx>
         <w:tc>
           <w:tcPr>
             <w:tcW w:w="9072" w:type="dxa"/>
@@ -19214,12 +18332,6 @@
         <w:gridCol w:w="9072"/>
       </w:tblGrid>
       <w:tr>
-        <w:tblPrEx>
-          <w:tblCellMar>
-            <w:top w:w="0" w:type="dxa"/>
-            <w:bottom w:w="0" w:type="dxa"/>
-          </w:tblCellMar>
-        </w:tblPrEx>
         <w:tc>
           <w:tcPr>
             <w:tcW w:w="9072" w:type="dxa"/>
@@ -19253,12 +18365,6 @@
         </w:tc>
       </w:tr>
       <w:tr>
-        <w:tblPrEx>
-          <w:tblCellMar>
-            <w:top w:w="0" w:type="dxa"/>
-            <w:bottom w:w="0" w:type="dxa"/>
-          </w:tblCellMar>
-        </w:tblPrEx>
         <w:tc>
           <w:tcPr>
             <w:tcW w:w="9072" w:type="dxa"/>
@@ -19287,12 +18393,6 @@
         </w:tc>
       </w:tr>
       <w:tr>
-        <w:tblPrEx>
-          <w:tblCellMar>
-            <w:top w:w="0" w:type="dxa"/>
-            <w:bottom w:w="0" w:type="dxa"/>
-          </w:tblCellMar>
-        </w:tblPrEx>
         <w:tc>
           <w:tcPr>
             <w:tcW w:w="9072" w:type="dxa"/>
@@ -19315,18 +18415,12 @@
               <w:spacing w:after="100"/>
             </w:pPr>
             <w:r>
-              <w:t xml:space="preserve">        https://drive.google.com/drive/folders/1VlR2rE3WOW0zEcZnVOfB_RXiDJ3Gcw09</w:t>
+              <w:t>https://drive.google.com/drive/folders/1L_cT8Zi2EPv8tIXrTNn7-04tVWSq_uHv?usp=sharing</w:t>
             </w:r>
           </w:p>
         </w:tc>
       </w:tr>
       <w:tr>
-        <w:tblPrEx>
-          <w:tblCellMar>
-            <w:top w:w="0" w:type="dxa"/>
-            <w:bottom w:w="0" w:type="dxa"/>
-          </w:tblCellMar>
-        </w:tblPrEx>
         <w:tc>
           <w:tcPr>
             <w:tcW w:w="9072" w:type="dxa"/>
@@ -19352,12 +18446,6 @@
         </w:tc>
       </w:tr>
       <w:tr>
-        <w:tblPrEx>
-          <w:tblCellMar>
-            <w:top w:w="0" w:type="dxa"/>
-            <w:bottom w:w="0" w:type="dxa"/>
-          </w:tblCellMar>
-        </w:tblPrEx>
         <w:tc>
           <w:tcPr>
             <w:tcW w:w="9072" w:type="dxa"/>
@@ -19386,12 +18474,6 @@
         </w:tc>
       </w:tr>
       <w:tr>
-        <w:tblPrEx>
-          <w:tblCellMar>
-            <w:top w:w="0" w:type="dxa"/>
-            <w:bottom w:w="0" w:type="dxa"/>
-          </w:tblCellMar>
-        </w:tblPrEx>
         <w:tc>
           <w:tcPr>
             <w:tcW w:w="9072" w:type="dxa"/>
@@ -19420,12 +18502,6 @@
         </w:tc>
       </w:tr>
       <w:tr>
-        <w:tblPrEx>
-          <w:tblCellMar>
-            <w:top w:w="0" w:type="dxa"/>
-            <w:bottom w:w="0" w:type="dxa"/>
-          </w:tblCellMar>
-        </w:tblPrEx>
         <w:tc>
           <w:tcPr>
             <w:tcW w:w="9072" w:type="dxa"/>
@@ -19454,12 +18530,6 @@
         </w:tc>
       </w:tr>
       <w:tr>
-        <w:tblPrEx>
-          <w:tblCellMar>
-            <w:top w:w="0" w:type="dxa"/>
-            <w:bottom w:w="0" w:type="dxa"/>
-          </w:tblCellMar>
-        </w:tblPrEx>
         <w:tc>
           <w:tcPr>
             <w:tcW w:w="9072" w:type="dxa"/>
@@ -19488,12 +18558,6 @@
         </w:tc>
       </w:tr>
       <w:tr>
-        <w:tblPrEx>
-          <w:tblCellMar>
-            <w:top w:w="0" w:type="dxa"/>
-            <w:bottom w:w="0" w:type="dxa"/>
-          </w:tblCellMar>
-        </w:tblPrEx>
         <w:tc>
           <w:tcPr>
             <w:tcW w:w="9072" w:type="dxa"/>
@@ -19519,12 +18583,6 @@
         </w:tc>
       </w:tr>
       <w:tr>
-        <w:tblPrEx>
-          <w:tblCellMar>
-            <w:top w:w="0" w:type="dxa"/>
-            <w:bottom w:w="0" w:type="dxa"/>
-          </w:tblCellMar>
-        </w:tblPrEx>
         <w:tc>
           <w:tcPr>
             <w:tcW w:w="9072" w:type="dxa"/>
@@ -19553,12 +18611,6 @@
         </w:tc>
       </w:tr>
       <w:tr>
-        <w:tblPrEx>
-          <w:tblCellMar>
-            <w:top w:w="0" w:type="dxa"/>
-            <w:bottom w:w="0" w:type="dxa"/>
-          </w:tblCellMar>
-        </w:tblPrEx>
         <w:tc>
           <w:tcPr>
             <w:tcW w:w="9072" w:type="dxa"/>
@@ -19587,12 +18639,6 @@
         </w:tc>
       </w:tr>
       <w:tr>
-        <w:tblPrEx>
-          <w:tblCellMar>
-            <w:top w:w="0" w:type="dxa"/>
-            <w:bottom w:w="0" w:type="dxa"/>
-          </w:tblCellMar>
-        </w:tblPrEx>
         <w:tc>
           <w:tcPr>
             <w:tcW w:w="9072" w:type="dxa"/>
@@ -19618,12 +18664,6 @@
         </w:tc>
       </w:tr>
       <w:tr>
-        <w:tblPrEx>
-          <w:tblCellMar>
-            <w:top w:w="0" w:type="dxa"/>
-            <w:bottom w:w="0" w:type="dxa"/>
-          </w:tblCellMar>
-        </w:tblPrEx>
         <w:tc>
           <w:tcPr>
             <w:tcW w:w="9072" w:type="dxa"/>
@@ -19652,12 +18692,6 @@
         </w:tc>
       </w:tr>
       <w:tr>
-        <w:tblPrEx>
-          <w:tblCellMar>
-            <w:top w:w="0" w:type="dxa"/>
-            <w:bottom w:w="0" w:type="dxa"/>
-          </w:tblCellMar>
-        </w:tblPrEx>
         <w:tc>
           <w:tcPr>
             <w:tcW w:w="9072" w:type="dxa"/>
@@ -19686,12 +18720,6 @@
         </w:tc>
       </w:tr>
       <w:tr>
-        <w:tblPrEx>
-          <w:tblCellMar>
-            <w:top w:w="0" w:type="dxa"/>
-            <w:bottom w:w="0" w:type="dxa"/>
-          </w:tblCellMar>
-        </w:tblPrEx>
         <w:tc>
           <w:tcPr>
             <w:tcW w:w="9072" w:type="dxa"/>
@@ -19717,12 +18745,6 @@
         </w:tc>
       </w:tr>
       <w:tr>
-        <w:tblPrEx>
-          <w:tblCellMar>
-            <w:top w:w="0" w:type="dxa"/>
-            <w:bottom w:w="0" w:type="dxa"/>
-          </w:tblCellMar>
-        </w:tblPrEx>
         <w:tc>
           <w:tcPr>
             <w:tcW w:w="9072" w:type="dxa"/>
@@ -19777,12 +18799,6 @@
         <w:gridCol w:w="9072"/>
       </w:tblGrid>
       <w:tr>
-        <w:tblPrEx>
-          <w:tblCellMar>
-            <w:top w:w="0" w:type="dxa"/>
-            <w:bottom w:w="0" w:type="dxa"/>
-          </w:tblCellMar>
-        </w:tblPrEx>
         <w:tc>
           <w:tcPr>
             <w:tcW w:w="9072" w:type="dxa"/>
@@ -19816,12 +18832,6 @@
         </w:tc>
       </w:tr>
       <w:tr>
-        <w:tblPrEx>
-          <w:tblCellMar>
-            <w:top w:w="0" w:type="dxa"/>
-            <w:bottom w:w="0" w:type="dxa"/>
-          </w:tblCellMar>
-        </w:tblPrEx>
         <w:tc>
           <w:tcPr>
             <w:tcW w:w="9072" w:type="dxa"/>
@@ -19850,12 +18860,6 @@
         </w:tc>
       </w:tr>
       <w:tr>
-        <w:tblPrEx>
-          <w:tblCellMar>
-            <w:top w:w="0" w:type="dxa"/>
-            <w:bottom w:w="0" w:type="dxa"/>
-          </w:tblCellMar>
-        </w:tblPrEx>
         <w:tc>
           <w:tcPr>
             <w:tcW w:w="9072" w:type="dxa"/>
@@ -19884,12 +18888,6 @@
         </w:tc>
       </w:tr>
       <w:tr>
-        <w:tblPrEx>
-          <w:tblCellMar>
-            <w:top w:w="0" w:type="dxa"/>
-            <w:bottom w:w="0" w:type="dxa"/>
-          </w:tblCellMar>
-        </w:tblPrEx>
         <w:tc>
           <w:tcPr>
             <w:tcW w:w="9072" w:type="dxa"/>
@@ -19956,12 +18954,6 @@
         <w:gridCol w:w="576"/>
       </w:tblGrid>
       <w:tr>
-        <w:tblPrEx>
-          <w:tblCellMar>
-            <w:top w:w="0" w:type="dxa"/>
-            <w:bottom w:w="0" w:type="dxa"/>
-          </w:tblCellMar>
-        </w:tblPrEx>
         <w:tc>
           <w:tcPr>
             <w:tcW w:w="480" w:type="dxa"/>
@@ -20149,12 +19141,6 @@
         <w:gridCol w:w="9072"/>
       </w:tblGrid>
       <w:tr>
-        <w:tblPrEx>
-          <w:tblCellMar>
-            <w:top w:w="0" w:type="dxa"/>
-            <w:bottom w:w="0" w:type="dxa"/>
-          </w:tblCellMar>
-        </w:tblPrEx>
         <w:tc>
           <w:tcPr>
             <w:tcW w:w="9072" w:type="dxa"/>
@@ -20468,12 +19454,6 @@
         <w:gridCol w:w="9072"/>
       </w:tblGrid>
       <w:tr>
-        <w:tblPrEx>
-          <w:tblCellMar>
-            <w:top w:w="0" w:type="dxa"/>
-            <w:bottom w:w="0" w:type="dxa"/>
-          </w:tblCellMar>
-        </w:tblPrEx>
         <w:tc>
           <w:tcPr>
             <w:tcW w:w="9072" w:type="dxa"/>
@@ -20507,12 +19487,6 @@
         </w:tc>
       </w:tr>
       <w:tr>
-        <w:tblPrEx>
-          <w:tblCellMar>
-            <w:top w:w="0" w:type="dxa"/>
-            <w:bottom w:w="0" w:type="dxa"/>
-          </w:tblCellMar>
-        </w:tblPrEx>
         <w:tc>
           <w:tcPr>
             <w:tcW w:w="9072" w:type="dxa"/>
@@ -20541,12 +19515,6 @@
         </w:tc>
       </w:tr>
       <w:tr>
-        <w:tblPrEx>
-          <w:tblCellMar>
-            <w:top w:w="0" w:type="dxa"/>
-            <w:bottom w:w="0" w:type="dxa"/>
-          </w:tblCellMar>
-        </w:tblPrEx>
         <w:tc>
           <w:tcPr>
             <w:tcW w:w="9072" w:type="dxa"/>
@@ -20575,12 +19543,6 @@
         </w:tc>
       </w:tr>
       <w:tr>
-        <w:tblPrEx>
-          <w:tblCellMar>
-            <w:top w:w="0" w:type="dxa"/>
-            <w:bottom w:w="0" w:type="dxa"/>
-          </w:tblCellMar>
-        </w:tblPrEx>
         <w:tc>
           <w:tcPr>
             <w:tcW w:w="9072" w:type="dxa"/>
@@ -20647,12 +19609,6 @@
         <w:gridCol w:w="576"/>
       </w:tblGrid>
       <w:tr>
-        <w:tblPrEx>
-          <w:tblCellMar>
-            <w:top w:w="0" w:type="dxa"/>
-            <w:bottom w:w="0" w:type="dxa"/>
-          </w:tblCellMar>
-        </w:tblPrEx>
         <w:tc>
           <w:tcPr>
             <w:tcW w:w="480" w:type="dxa"/>
@@ -21046,12 +20002,6 @@
         <w:gridCol w:w="9072"/>
       </w:tblGrid>
       <w:tr>
-        <w:tblPrEx>
-          <w:tblCellMar>
-            <w:top w:w="0" w:type="dxa"/>
-            <w:bottom w:w="0" w:type="dxa"/>
-          </w:tblCellMar>
-        </w:tblPrEx>
         <w:tc>
           <w:tcPr>
             <w:tcW w:w="9072" w:type="dxa"/>
@@ -21085,12 +20035,6 @@
         </w:tc>
       </w:tr>
       <w:tr>
-        <w:tblPrEx>
-          <w:tblCellMar>
-            <w:top w:w="0" w:type="dxa"/>
-            <w:bottom w:w="0" w:type="dxa"/>
-          </w:tblCellMar>
-        </w:tblPrEx>
         <w:tc>
           <w:tcPr>
             <w:tcW w:w="9072" w:type="dxa"/>
@@ -21119,12 +20063,6 @@
         </w:tc>
       </w:tr>
       <w:tr>
-        <w:tblPrEx>
-          <w:tblCellMar>
-            <w:top w:w="0" w:type="dxa"/>
-            <w:bottom w:w="0" w:type="dxa"/>
-          </w:tblCellMar>
-        </w:tblPrEx>
         <w:tc>
           <w:tcPr>
             <w:tcW w:w="9072" w:type="dxa"/>
@@ -21191,12 +20129,6 @@
         <w:gridCol w:w="576"/>
       </w:tblGrid>
       <w:tr>
-        <w:tblPrEx>
-          <w:tblCellMar>
-            <w:top w:w="0" w:type="dxa"/>
-            <w:bottom w:w="0" w:type="dxa"/>
-          </w:tblCellMar>
-        </w:tblPrEx>
         <w:tc>
           <w:tcPr>
             <w:tcW w:w="480" w:type="dxa"/>
@@ -21383,12 +20315,6 @@
         <w:gridCol w:w="9072"/>
       </w:tblGrid>
       <w:tr>
-        <w:tblPrEx>
-          <w:tblCellMar>
-            <w:top w:w="0" w:type="dxa"/>
-            <w:bottom w:w="0" w:type="dxa"/>
-          </w:tblCellMar>
-        </w:tblPrEx>
         <w:tc>
           <w:tcPr>
             <w:tcW w:w="9072" w:type="dxa"/>
@@ -21786,12 +20712,6 @@
         <w:gridCol w:w="9072"/>
       </w:tblGrid>
       <w:tr>
-        <w:tblPrEx>
-          <w:tblCellMar>
-            <w:top w:w="0" w:type="dxa"/>
-            <w:bottom w:w="0" w:type="dxa"/>
-          </w:tblCellMar>
-        </w:tblPrEx>
         <w:tc>
           <w:tcPr>
             <w:tcW w:w="9072" w:type="dxa"/>
@@ -21825,12 +20745,6 @@
         </w:tc>
       </w:tr>
       <w:tr>
-        <w:tblPrEx>
-          <w:tblCellMar>
-            <w:top w:w="0" w:type="dxa"/>
-            <w:bottom w:w="0" w:type="dxa"/>
-          </w:tblCellMar>
-        </w:tblPrEx>
         <w:tc>
           <w:tcPr>
             <w:tcW w:w="9072" w:type="dxa"/>
@@ -21859,12 +20773,6 @@
         </w:tc>
       </w:tr>
       <w:tr>
-        <w:tblPrEx>
-          <w:tblCellMar>
-            <w:top w:w="0" w:type="dxa"/>
-            <w:bottom w:w="0" w:type="dxa"/>
-          </w:tblCellMar>
-        </w:tblPrEx>
         <w:tc>
           <w:tcPr>
             <w:tcW w:w="9072" w:type="dxa"/>
@@ -21893,12 +20801,6 @@
         </w:tc>
       </w:tr>
       <w:tr>
-        <w:tblPrEx>
-          <w:tblCellMar>
-            <w:top w:w="0" w:type="dxa"/>
-            <w:bottom w:w="0" w:type="dxa"/>
-          </w:tblCellMar>
-        </w:tblPrEx>
         <w:tc>
           <w:tcPr>
             <w:tcW w:w="9072" w:type="dxa"/>
@@ -21927,12 +20829,6 @@
         </w:tc>
       </w:tr>
       <w:tr>
-        <w:tblPrEx>
-          <w:tblCellMar>
-            <w:top w:w="0" w:type="dxa"/>
-            <w:bottom w:w="0" w:type="dxa"/>
-          </w:tblCellMar>
-        </w:tblPrEx>
         <w:tc>
           <w:tcPr>
             <w:tcW w:w="9072" w:type="dxa"/>
@@ -21999,12 +20895,6 @@
         <w:gridCol w:w="1958"/>
       </w:tblGrid>
       <w:tr>
-        <w:tblPrEx>
-          <w:tblCellMar>
-            <w:top w:w="0" w:type="dxa"/>
-            <w:bottom w:w="0" w:type="dxa"/>
-          </w:tblCellMar>
-        </w:tblPrEx>
         <w:tc>
           <w:tcPr>
             <w:tcW w:w="3200" w:type="dxa"/>
@@ -22143,12 +21033,6 @@
         </w:tc>
       </w:tr>
       <w:tr>
-        <w:tblPrEx>
-          <w:tblCellMar>
-            <w:top w:w="0" w:type="dxa"/>
-            <w:bottom w:w="0" w:type="dxa"/>
-          </w:tblCellMar>
-        </w:tblPrEx>
         <w:tc>
           <w:tcPr>
             <w:tcW w:w="3200" w:type="dxa"/>
@@ -22280,12 +21164,6 @@
         </w:tc>
       </w:tr>
       <w:tr>
-        <w:tblPrEx>
-          <w:tblCellMar>
-            <w:top w:w="0" w:type="dxa"/>
-            <w:bottom w:w="0" w:type="dxa"/>
-          </w:tblCellMar>
-        </w:tblPrEx>
         <w:tc>
           <w:tcPr>
             <w:tcW w:w="3200" w:type="dxa"/>
@@ -22417,12 +21295,6 @@
         </w:tc>
       </w:tr>
       <w:tr>
-        <w:tblPrEx>
-          <w:tblCellMar>
-            <w:top w:w="0" w:type="dxa"/>
-            <w:bottom w:w="0" w:type="dxa"/>
-          </w:tblCellMar>
-        </w:tblPrEx>
         <w:tc>
           <w:tcPr>
             <w:tcW w:w="3200" w:type="dxa"/>
@@ -22554,12 +21426,6 @@
         </w:tc>
       </w:tr>
       <w:tr>
-        <w:tblPrEx>
-          <w:tblCellMar>
-            <w:top w:w="0" w:type="dxa"/>
-            <w:bottom w:w="0" w:type="dxa"/>
-          </w:tblCellMar>
-        </w:tblPrEx>
         <w:tc>
           <w:tcPr>
             <w:tcW w:w="3200" w:type="dxa"/>
@@ -22691,12 +21557,6 @@
         </w:tc>
       </w:tr>
       <w:tr>
-        <w:tblPrEx>
-          <w:tblCellMar>
-            <w:top w:w="0" w:type="dxa"/>
-            <w:bottom w:w="0" w:type="dxa"/>
-          </w:tblCellMar>
-        </w:tblPrEx>
         <w:tc>
           <w:tcPr>
             <w:tcW w:w="3200" w:type="dxa"/>
@@ -22854,12 +21714,6 @@
         <w:gridCol w:w="9072"/>
       </w:tblGrid>
       <w:tr>
-        <w:tblPrEx>
-          <w:tblCellMar>
-            <w:top w:w="0" w:type="dxa"/>
-            <w:bottom w:w="0" w:type="dxa"/>
-          </w:tblCellMar>
-        </w:tblPrEx>
         <w:tc>
           <w:tcPr>
             <w:tcW w:w="9072" w:type="dxa"/>
@@ -22893,12 +21747,6 @@
         </w:tc>
       </w:tr>
       <w:tr>
-        <w:tblPrEx>
-          <w:tblCellMar>
-            <w:top w:w="0" w:type="dxa"/>
-            <w:bottom w:w="0" w:type="dxa"/>
-          </w:tblCellMar>
-        </w:tblPrEx>
         <w:tc>
           <w:tcPr>
             <w:tcW w:w="9072" w:type="dxa"/>
@@ -22927,12 +21775,6 @@
         </w:tc>
       </w:tr>
       <w:tr>
-        <w:tblPrEx>
-          <w:tblCellMar>
-            <w:top w:w="0" w:type="dxa"/>
-            <w:bottom w:w="0" w:type="dxa"/>
-          </w:tblCellMar>
-        </w:tblPrEx>
         <w:tc>
           <w:tcPr>
             <w:tcW w:w="9072" w:type="dxa"/>
@@ -22961,12 +21803,6 @@
         </w:tc>
       </w:tr>
       <w:tr>
-        <w:tblPrEx>
-          <w:tblCellMar>
-            <w:top w:w="0" w:type="dxa"/>
-            <w:bottom w:w="0" w:type="dxa"/>
-          </w:tblCellMar>
-        </w:tblPrEx>
         <w:tc>
           <w:tcPr>
             <w:tcW w:w="9072" w:type="dxa"/>
@@ -22995,12 +21831,6 @@
         </w:tc>
       </w:tr>
       <w:tr>
-        <w:tblPrEx>
-          <w:tblCellMar>
-            <w:top w:w="0" w:type="dxa"/>
-            <w:bottom w:w="0" w:type="dxa"/>
-          </w:tblCellMar>
-        </w:tblPrEx>
         <w:tc>
           <w:tcPr>
             <w:tcW w:w="9072" w:type="dxa"/>
